--- a/docs/TigerSteps_Business_Rules_States.docx
+++ b/docs/TigerSteps_Business_Rules_States.docx
@@ -1,6 +1,6 @@
 
 <file path=word/document.xml><?xml version="1.0" encoding="utf-8"?>
-<w:document xmlns:wpc="http://schemas.microsoft.com/office/word/2010/wordprocessingCanvas" xmlns:cx="http://schemas.microsoft.com/office/drawing/2014/chartex" xmlns:cx1="http://schemas.microsoft.com/office/drawing/2015/9/8/chartex" xmlns:cx2="http://schemas.microsoft.com/office/drawing/2015/10/21/chartex" xmlns:cx3="http://schemas.microsoft.com/office/drawing/2016/5/9/chartex" xmlns:cx4="http://schemas.microsoft.com/office/drawing/2016/5/10/chartex" xmlns:cx5="http://schemas.microsoft.com/office/drawing/2016/5/11/chartex" xmlns:cx6="http://schemas.microsoft.com/office/drawing/2016/5/12/chartex" xmlns:cx7="http://schemas.microsoft.com/office/drawing/2016/5/13/chartex" xmlns:cx8="http://schemas.microsoft.com/office/drawing/2016/5/14/chartex" xmlns:mc="http://schemas.openxmlformats.org/markup-compatibility/2006" xmlns:aink="http://schemas.microsoft.com/office/drawing/2016/ink" xmlns:am3d="http://schemas.microsoft.com/office/drawing/2017/model3d" xmlns:o="urn:schemas-microsoft-com:office:office" xmlns:oel="http://schemas.microsoft.com/office/2019/extlst" xmlns:r="http://schemas.openxmlformats.org/officeDocument/2006/relationships" xmlns:m="http://schemas.openxmlformats.org/officeDocument/2006/math" xmlns:v="urn:schemas-microsoft-com:vml" xmlns:wp14="http://schemas.microsoft.com/office/word/2010/wordprocessingDrawing" xmlns:wp="http://schemas.openxmlformats.org/drawingml/2006/wordprocessingDrawing" xmlns:w10="urn:schemas-microsoft-com:office:word" xmlns:w="http://schemas.openxmlformats.org/wordprocessingml/2006/main" xmlns:w14="http://schemas.microsoft.com/office/word/2010/wordml" xmlns:w15="http://schemas.microsoft.com/office/word/2012/wordml" xmlns:w16cex="http://schemas.microsoft.com/office/word/2018/wordml/cex" xmlns:w16cid="http://schemas.microsoft.com/office/word/2016/wordml/cid" xmlns:w16="http://schemas.microsoft.com/office/word/2018/wordml" xmlns:w16du="http://schemas.microsoft.com/office/word/2023/wordml/word16du" xmlns:w16sdtdh="http://schemas.microsoft.com/office/word/2020/wordml/sdtdatahash" xmlns:w16sdtfl="http://schemas.microsoft.com/office/word/2024/wordml/sdtformatlock" xmlns:w16se="http://schemas.microsoft.com/office/word/2015/wordml/symex" xmlns:wpg="http://schemas.microsoft.com/office/word/2010/wordprocessingGroup" xmlns:wpi="http://schemas.microsoft.com/office/word/2010/wordprocessingInk" xmlns:wne="http://schemas.microsoft.com/office/word/2006/wordml" xmlns:wps="http://schemas.microsoft.com/office/word/2010/wordprocessingShape" mc:Ignorable="w14 w15 w16se w16cid w16 w16cex w16sdtdh w16sdtfl w16du wp14">
+<w:document xmlns:wpc="http://schemas.microsoft.com/office/word/2010/wordprocessingCanvas" xmlns:cx="http://schemas.microsoft.com/office/drawing/2014/chartex" xmlns:cx1="http://schemas.microsoft.com/office/drawing/2015/9/8/chartex" xmlns:cx2="http://schemas.microsoft.com/office/drawing/2015/10/21/chartex" xmlns:cx3="http://schemas.microsoft.com/office/drawing/2016/5/9/chartex" xmlns:cx4="http://schemas.microsoft.com/office/drawing/2016/5/10/chartex" xmlns:cx5="http://schemas.microsoft.com/office/drawing/2016/5/11/chartex" xmlns:cx6="http://schemas.microsoft.com/office/drawing/2016/5/12/chartex" xmlns:cx7="http://schemas.microsoft.com/office/drawing/2016/5/13/chartex" xmlns:cx8="http://schemas.microsoft.com/office/drawing/2016/5/14/chartex" xmlns:mc="http://schemas.openxmlformats.org/markup-compatibility/2006" xmlns:m="http://schemas.openxmlformats.org/officeDocument/2006/math" xmlns:aink="http://schemas.microsoft.com/office/drawing/2016/ink" xmlns:am3d="http://schemas.microsoft.com/office/drawing/2017/model3d" xmlns:oel="http://schemas.microsoft.com/office/2019/extlst" xmlns:r="http://schemas.openxmlformats.org/officeDocument/2006/relationships" xmlns:wp14="http://schemas.microsoft.com/office/word/2010/wordprocessingDrawing" xmlns:wp="http://schemas.openxmlformats.org/drawingml/2006/wordprocessingDrawing" xmlns:wpg="http://schemas.microsoft.com/office/word/2010/wordprocessingGroup" xmlns:wpi="http://schemas.microsoft.com/office/word/2010/wordprocessingInk" xmlns:wps="http://schemas.microsoft.com/office/word/2010/wordprocessingShape" xmlns:o="urn:schemas-microsoft-com:office:office" xmlns:v="urn:schemas-microsoft-com:vml" xmlns:w10="urn:schemas-microsoft-com:office:word" xmlns:w="http://schemas.openxmlformats.org/wordprocessingml/2006/main" xmlns:w14="http://schemas.microsoft.com/office/word/2010/wordml" xmlns:w15="http://schemas.microsoft.com/office/word/2012/wordml" xmlns:w16cex="http://schemas.microsoft.com/office/word/2018/wordml/cex" xmlns:w16cid="http://schemas.microsoft.com/office/word/2016/wordml/cid" xmlns:w16="http://schemas.microsoft.com/office/word/2018/wordml" xmlns:w16sdtdh="http://schemas.microsoft.com/office/word/2020/wordml/sdtdatahash" xmlns:w16sdtfl="http://schemas.microsoft.com/office/word/2024/wordml/sdtformatlock" xmlns:w16se="http://schemas.microsoft.com/office/word/2015/wordml/symex" xmlns:w16du="http://schemas.microsoft.com/office/word/2023/wordml/word16du" xmlns:wne="http://schemas.microsoft.com/office/word/2006/wordml" mc:Ignorable="w14 w15 w16se w16cid w16 w16cex w16sdtdh w16sdtfl w16du wp14">
   <w:body>
     <w:p>
       <w:pPr>
@@ -173,25 +173,63 @@
           </w:tcPr>
           <w:p>
             <w:pPr>
-              <w:pStyle w:val="NormalWeb"/>
+              <w:rPr>
+                <w:rFonts w:ascii="Times New Roman" w:hAnsi="Times New Roman" w:cs="Times New Roman"/>
+              </w:rPr>
             </w:pPr>
             <w:r>
-              <w:t>if</w:t>
-            </w:r>
-            <w:r>
-              <w:t xml:space="preserve"> the return request is submitted more than </w:t>
-            </w:r>
-            <w:r>
+              <w:rPr>
+                <w:rFonts w:ascii="Times New Roman" w:hAnsi="Times New Roman" w:cs="Times New Roman"/>
+              </w:rPr>
+              <w:t>I</w:t>
+            </w:r>
+            <w:r>
+              <w:rPr>
+                <w:rFonts w:ascii="Times New Roman" w:hAnsi="Times New Roman" w:cs="Times New Roman"/>
+              </w:rPr>
+              <w:t xml:space="preserve">f the return request is submitted more than </w:t>
+            </w:r>
+            <w:r>
+              <w:rPr>
+                <w:rFonts w:ascii="Times New Roman" w:hAnsi="Times New Roman" w:cs="Times New Roman"/>
+              </w:rPr>
               <w:t>6</w:t>
             </w:r>
             <w:r>
+              <w:rPr>
+                <w:rFonts w:ascii="Times New Roman" w:hAnsi="Times New Roman" w:cs="Times New Roman"/>
+              </w:rPr>
               <w:t>0 days after delivery</w:t>
             </w:r>
             <w:r>
+              <w:rPr>
+                <w:rFonts w:ascii="Times New Roman" w:hAnsi="Times New Roman" w:cs="Times New Roman"/>
+              </w:rPr>
               <w:t xml:space="preserve"> date</w:t>
             </w:r>
             <w:r>
+              <w:rPr>
+                <w:rFonts w:ascii="Times New Roman" w:hAnsi="Times New Roman" w:cs="Times New Roman"/>
+              </w:rPr>
               <w:t xml:space="preserve"> → reject with reason "return window expired."</w:t>
+            </w:r>
+            <w:r>
+              <w:rPr>
+                <w:rFonts w:ascii="Times New Roman" w:hAnsi="Times New Roman" w:cs="Times New Roman"/>
+              </w:rPr>
+              <w:t xml:space="preserve"> </w:t>
+            </w:r>
+            <w:r>
+              <w:rPr>
+                <w:rFonts w:ascii="Times New Roman" w:hAnsi="Times New Roman" w:cs="Times New Roman"/>
+              </w:rPr>
+              <w:t>A request submitted more than 60 calendar days after delivery is rejected; exactly 60 days is allowed</w:t>
+            </w:r>
+            <w:r>
+              <w:rPr>
+                <w:rFonts w:ascii="Times New Roman" w:hAnsi="Times New Roman" w:cs="Times New Roman"/>
+              </w:rPr>
+              <w:t>.</w:t>
             </w:r>
           </w:p>
         </w:tc>
@@ -241,10 +279,45 @@
           </w:tcPr>
           <w:p>
             <w:pPr>
-              <w:pStyle w:val="NormalWeb"/>
+              <w:rPr>
+                <w:rFonts w:ascii="Times New Roman" w:hAnsi="Times New Roman" w:cs="Times New Roman"/>
+              </w:rPr>
             </w:pPr>
             <w:r>
-              <w:t>If the referenced order does not belong to the customer or does not contain the item being returned, the request is Rejected.</w:t>
+              <w:rPr>
+                <w:rFonts w:ascii="Times New Roman" w:hAnsi="Times New Roman" w:cs="Times New Roman"/>
+              </w:rPr>
+              <w:t>If the referenced order does not belong to the customer or does not contain the item being returned, the request is Rejected</w:t>
+            </w:r>
+            <w:r>
+              <w:rPr>
+                <w:rFonts w:ascii="Times New Roman" w:hAnsi="Times New Roman" w:cs="Times New Roman"/>
+              </w:rPr>
+              <w:t xml:space="preserve">, </w:t>
+            </w:r>
+            <w:r>
+              <w:rPr>
+                <w:rFonts w:ascii="Times New Roman" w:hAnsi="Times New Roman" w:cs="Times New Roman"/>
+              </w:rPr>
+              <w:t>verification covers Customer ID, Order ID, and selected SKU all matching the same order-item record.</w:t>
+            </w:r>
+            <w:r>
+              <w:rPr>
+                <w:rFonts w:ascii="Times New Roman" w:hAnsi="Times New Roman" w:cs="Times New Roman"/>
+              </w:rPr>
+              <w:t xml:space="preserve"> </w:t>
+            </w:r>
+            <w:r>
+              <w:rPr>
+                <w:rFonts w:ascii="Times New Roman" w:hAnsi="Times New Roman" w:cs="Times New Roman"/>
+              </w:rPr>
+              <w:t>M</w:t>
+            </w:r>
+            <w:r>
+              <w:rPr>
+                <w:rFonts w:ascii="Times New Roman" w:hAnsi="Times New Roman" w:cs="Times New Roman"/>
+              </w:rPr>
+              <w:t>issing/invalid required fields (NFR-2) are input validation failures and are distinct from policy rejections (BR-1/3/4/5). The M2 form blocks submission until required fields are valid; the browser's required/pattern/min attributes produce field-level messages.</w:t>
             </w:r>
           </w:p>
         </w:tc>
@@ -294,16 +367,29 @@
           </w:tcPr>
           <w:p>
             <w:pPr>
-              <w:pStyle w:val="NormalWeb"/>
+              <w:rPr>
+                <w:rFonts w:ascii="Times New Roman" w:hAnsi="Times New Roman" w:cs="Times New Roman"/>
+              </w:rPr>
             </w:pPr>
             <w:r>
-              <w:t xml:space="preserve">If </w:t>
-            </w:r>
-            <w:r>
-              <w:t>the requested return quantity exceeds the quantity originally purchased on that Order ID → reject or cap at the purchased quantit</w:t>
-            </w:r>
-            <w:r>
-              <w:t>y</w:t>
+              <w:rPr>
+                <w:rFonts w:ascii="Times New Roman" w:hAnsi="Times New Roman" w:cs="Times New Roman"/>
+              </w:rPr>
+              <w:t xml:space="preserve">If the requested return quantity exceeds the remaining unreturned balance (quantity purchased minus quantity previously returned) → reject with a reason. Return quantity must also be a positive whole number; </w:t>
+            </w:r>
+            <w:proofErr w:type="gramStart"/>
+            <w:r>
+              <w:rPr>
+                <w:rFonts w:ascii="Times New Roman" w:hAnsi="Times New Roman" w:cs="Times New Roman"/>
+              </w:rPr>
+              <w:t>otherwise</w:t>
+            </w:r>
+            <w:proofErr w:type="gramEnd"/>
+            <w:r>
+              <w:rPr>
+                <w:rFonts w:ascii="Times New Roman" w:hAnsi="Times New Roman" w:cs="Times New Roman"/>
+              </w:rPr>
+              <w:t xml:space="preserve"> the request is rejected / input validation flags the field.</w:t>
             </w:r>
           </w:p>
         </w:tc>
@@ -346,37 +432,45 @@
           </w:tcPr>
           <w:p>
             <w:pPr>
-              <w:pStyle w:val="NormalWeb"/>
+              <w:rPr>
+                <w:rFonts w:ascii="Times New Roman" w:hAnsi="Times New Roman" w:cs="Times New Roman"/>
+              </w:rPr>
             </w:pPr>
             <w:r>
+              <w:rPr>
+                <w:rFonts w:ascii="Times New Roman" w:hAnsi="Times New Roman" w:cs="Times New Roman"/>
+              </w:rPr>
               <w:t>I</w:t>
             </w:r>
             <w:r>
+              <w:rPr>
+                <w:rFonts w:ascii="Times New Roman" w:hAnsi="Times New Roman" w:cs="Times New Roman"/>
+              </w:rPr>
               <w:t>f</w:t>
             </w:r>
             <w:r>
+              <w:rPr>
+                <w:rFonts w:ascii="Times New Roman" w:hAnsi="Times New Roman" w:cs="Times New Roman"/>
+              </w:rPr>
               <w:t xml:space="preserve"> the item is </w:t>
             </w:r>
             <w:r>
-              <w:t xml:space="preserve">marked as </w:t>
-            </w:r>
-            <w:r>
-              <w:t>“</w:t>
-            </w:r>
-            <w:r>
-              <w:t xml:space="preserve">FINAL </w:t>
-            </w:r>
-            <w:r>
-              <w:t xml:space="preserve">SALE” </w:t>
-            </w:r>
-            <w:r>
-              <w:t>or was purchased at clearance price</w:t>
-            </w:r>
-            <w:r>
-              <w:t xml:space="preserve">, </w:t>
-            </w:r>
-            <w:r>
-              <w:t>the request is Rejected.</w:t>
+              <w:rPr>
+                <w:rFonts w:ascii="Times New Roman" w:hAnsi="Times New Roman" w:cs="Times New Roman"/>
+              </w:rPr>
+              <w:t xml:space="preserve">marked as “FINAL </w:t>
+            </w:r>
+            <w:r>
+              <w:rPr>
+                <w:rFonts w:ascii="Times New Roman" w:hAnsi="Times New Roman" w:cs="Times New Roman"/>
+              </w:rPr>
+              <w:t>SALE” or was purchased at clearance price</w:t>
+            </w:r>
+            <w:r>
+              <w:rPr>
+                <w:rFonts w:ascii="Times New Roman" w:hAnsi="Times New Roman" w:cs="Times New Roman"/>
+              </w:rPr>
+              <w:t>, the request is Rejected.</w:t>
             </w:r>
           </w:p>
         </w:tc>
@@ -399,6 +493,7 @@
               <w:rPr>
                 <w:rFonts w:ascii="Times New Roman" w:hAnsi="Times New Roman" w:cs="Times New Roman"/>
               </w:rPr>
+              <w:lastRenderedPageBreak/>
               <w:t>BR-</w:t>
             </w:r>
             <w:r>
@@ -431,10 +526,41 @@
           </w:tcPr>
           <w:p>
             <w:pPr>
-              <w:pStyle w:val="NormalWeb"/>
+              <w:rPr>
+                <w:rFonts w:ascii="Times New Roman" w:hAnsi="Times New Roman" w:cs="Times New Roman"/>
+              </w:rPr>
             </w:pPr>
             <w:r>
+              <w:rPr>
+                <w:rFonts w:ascii="Times New Roman" w:hAnsi="Times New Roman" w:cs="Times New Roman"/>
+              </w:rPr>
               <w:t>If an active return request already exists for the same customer, order, and item, the system rejects the new request as a duplicate.</w:t>
+            </w:r>
+            <w:r>
+              <w:rPr>
+                <w:rFonts w:ascii="Times New Roman" w:hAnsi="Times New Roman" w:cs="Times New Roman"/>
+              </w:rPr>
+              <w:t xml:space="preserve"> D</w:t>
+            </w:r>
+            <w:r>
+              <w:rPr>
+                <w:rFonts w:ascii="Times New Roman" w:hAnsi="Times New Roman" w:cs="Times New Roman"/>
+              </w:rPr>
+              <w:t xml:space="preserve">uplicates are detected via (a) an existing return request on the record and (b) an in-session </w:t>
+            </w:r>
+            <w:proofErr w:type="spellStart"/>
+            <w:r>
+              <w:rPr>
+                <w:rFonts w:ascii="Times New Roman" w:hAnsi="Times New Roman" w:cs="Times New Roman"/>
+              </w:rPr>
+              <w:t>submittedRequestKeys</w:t>
+            </w:r>
+            <w:proofErr w:type="spellEnd"/>
+            <w:r>
+              <w:rPr>
+                <w:rFonts w:ascii="Times New Roman" w:hAnsi="Times New Roman" w:cs="Times New Roman"/>
+              </w:rPr>
+              <w:t xml:space="preserve"> set (demo). Real duplicate prevention depends on persisted records in the full system.</w:t>
             </w:r>
           </w:p>
         </w:tc>
@@ -558,21 +684,19 @@
               <w:rPr>
                 <w:rFonts w:ascii="Times New Roman" w:hAnsi="Times New Roman" w:cs="Times New Roman"/>
               </w:rPr>
-              <w:t xml:space="preserve">A Submitted return request </w:t>
-            </w:r>
-            <w:r>
-              <w:rPr>
-                <w:rFonts w:ascii="Times New Roman" w:hAnsi="Times New Roman" w:cs="Times New Roman"/>
-                <w:b/>
-                <w:bCs/>
-              </w:rPr>
-              <w:t xml:space="preserve">may transition only </w:t>
-            </w:r>
-            <w:r>
-              <w:rPr>
-                <w:rFonts w:ascii="Times New Roman" w:hAnsi="Times New Roman" w:cs="Times New Roman"/>
-              </w:rPr>
-              <w:t>to Approved or Rejected as part of this transaction.</w:t>
+              <w:t>A Submitted return request may transition only to Approved or Rejected as part of this transaction.</w:t>
+            </w:r>
+            <w:r>
+              <w:rPr>
+                <w:rFonts w:ascii="Times New Roman" w:hAnsi="Times New Roman" w:cs="Times New Roman"/>
+              </w:rPr>
+              <w:t xml:space="preserve"> </w:t>
+            </w:r>
+            <w:r>
+              <w:rPr>
+                <w:rFonts w:ascii="Times New Roman" w:hAnsi="Times New Roman" w:cs="Times New Roman"/>
+              </w:rPr>
+              <w:t>Draft → Submitted → Approved | Rejected. Note Under Review and Failed are defined states but not implemented in the M2 demo (auto-decision is immediate; no technical-failure path). Do not introduce manual review or manager approval.</w:t>
             </w:r>
           </w:p>
         </w:tc>
@@ -673,16 +797,7 @@
           <w:bCs/>
           <w:sz w:val="40"/>
         </w:rPr>
-        <w:t>Transaction</w:t>
-      </w:r>
-      <w:r>
-        <w:rPr>
-          <w:rFonts w:ascii="Times New Roman" w:hAnsi="Times New Roman" w:cs="Times New Roman"/>
-          <w:b/>
-          <w:bCs/>
-          <w:sz w:val="40"/>
-        </w:rPr>
-        <w:t xml:space="preserve"> States</w:t>
+        <w:t>Transaction States</w:t>
       </w:r>
     </w:p>
     <w:p>
@@ -767,6 +882,7 @@
           <w:kern w:val="0"/>
           <w14:ligatures w14:val="none"/>
         </w:rPr>
+        <w:lastRenderedPageBreak/>
         <w:t>Submitted</w:t>
       </w:r>
       <w:r>
@@ -1006,7 +1122,7 @@
 </file>
 
 <file path=word/numbering.xml><?xml version="1.0" encoding="utf-8"?>
-<w:numbering xmlns:wpc="http://schemas.microsoft.com/office/word/2010/wordprocessingCanvas" xmlns:cx="http://schemas.microsoft.com/office/drawing/2014/chartex" xmlns:cx1="http://schemas.microsoft.com/office/drawing/2015/9/8/chartex" xmlns:cx2="http://schemas.microsoft.com/office/drawing/2015/10/21/chartex" xmlns:cx3="http://schemas.microsoft.com/office/drawing/2016/5/9/chartex" xmlns:cx4="http://schemas.microsoft.com/office/drawing/2016/5/10/chartex" xmlns:cx5="http://schemas.microsoft.com/office/drawing/2016/5/11/chartex" xmlns:cx6="http://schemas.microsoft.com/office/drawing/2016/5/12/chartex" xmlns:cx7="http://schemas.microsoft.com/office/drawing/2016/5/13/chartex" xmlns:cx8="http://schemas.microsoft.com/office/drawing/2016/5/14/chartex" xmlns:mc="http://schemas.openxmlformats.org/markup-compatibility/2006" xmlns:aink="http://schemas.microsoft.com/office/drawing/2016/ink" xmlns:am3d="http://schemas.microsoft.com/office/drawing/2017/model3d" xmlns:o="urn:schemas-microsoft-com:office:office" xmlns:oel="http://schemas.microsoft.com/office/2019/extlst" xmlns:r="http://schemas.openxmlformats.org/officeDocument/2006/relationships" xmlns:m="http://schemas.openxmlformats.org/officeDocument/2006/math" xmlns:v="urn:schemas-microsoft-com:vml" xmlns:wp14="http://schemas.microsoft.com/office/word/2010/wordprocessingDrawing" xmlns:wp="http://schemas.openxmlformats.org/drawingml/2006/wordprocessingDrawing" xmlns:w10="urn:schemas-microsoft-com:office:word" xmlns:w="http://schemas.openxmlformats.org/wordprocessingml/2006/main" xmlns:w14="http://schemas.microsoft.com/office/word/2010/wordml" xmlns:w15="http://schemas.microsoft.com/office/word/2012/wordml" xmlns:w16cex="http://schemas.microsoft.com/office/word/2018/wordml/cex" xmlns:w16cid="http://schemas.microsoft.com/office/word/2016/wordml/cid" xmlns:w16="http://schemas.microsoft.com/office/word/2018/wordml" xmlns:w16du="http://schemas.microsoft.com/office/word/2023/wordml/word16du" xmlns:w16sdtdh="http://schemas.microsoft.com/office/word/2020/wordml/sdtdatahash" xmlns:w16sdtfl="http://schemas.microsoft.com/office/word/2024/wordml/sdtformatlock" xmlns:w16se="http://schemas.microsoft.com/office/word/2015/wordml/symex" xmlns:wpg="http://schemas.microsoft.com/office/word/2010/wordprocessingGroup" xmlns:wpi="http://schemas.microsoft.com/office/word/2010/wordprocessingInk" xmlns:wne="http://schemas.microsoft.com/office/word/2006/wordml" xmlns:wps="http://schemas.microsoft.com/office/word/2010/wordprocessingShape" mc:Ignorable="w14 w15 w16se w16cid w16 w16cex w16sdtdh w16sdtfl w16du wp14">
+<w:numbering xmlns:wpc="http://schemas.microsoft.com/office/word/2010/wordprocessingCanvas" xmlns:cx="http://schemas.microsoft.com/office/drawing/2014/chartex" xmlns:cx1="http://schemas.microsoft.com/office/drawing/2015/9/8/chartex" xmlns:cx2="http://schemas.microsoft.com/office/drawing/2015/10/21/chartex" xmlns:cx3="http://schemas.microsoft.com/office/drawing/2016/5/9/chartex" xmlns:cx4="http://schemas.microsoft.com/office/drawing/2016/5/10/chartex" xmlns:cx5="http://schemas.microsoft.com/office/drawing/2016/5/11/chartex" xmlns:cx6="http://schemas.microsoft.com/office/drawing/2016/5/12/chartex" xmlns:cx7="http://schemas.microsoft.com/office/drawing/2016/5/13/chartex" xmlns:cx8="http://schemas.microsoft.com/office/drawing/2016/5/14/chartex" xmlns:mc="http://schemas.openxmlformats.org/markup-compatibility/2006" xmlns:m="http://schemas.openxmlformats.org/officeDocument/2006/math" xmlns:aink="http://schemas.microsoft.com/office/drawing/2016/ink" xmlns:am3d="http://schemas.microsoft.com/office/drawing/2017/model3d" xmlns:oel="http://schemas.microsoft.com/office/2019/extlst" xmlns:r="http://schemas.openxmlformats.org/officeDocument/2006/relationships" xmlns:wp14="http://schemas.microsoft.com/office/word/2010/wordprocessingDrawing" xmlns:wp="http://schemas.openxmlformats.org/drawingml/2006/wordprocessingDrawing" xmlns:wpg="http://schemas.microsoft.com/office/word/2010/wordprocessingGroup" xmlns:wpi="http://schemas.microsoft.com/office/word/2010/wordprocessingInk" xmlns:wps="http://schemas.microsoft.com/office/word/2010/wordprocessingShape" xmlns:o="urn:schemas-microsoft-com:office:office" xmlns:v="urn:schemas-microsoft-com:vml" xmlns:w10="urn:schemas-microsoft-com:office:word" xmlns:w="http://schemas.openxmlformats.org/wordprocessingml/2006/main" xmlns:w14="http://schemas.microsoft.com/office/word/2010/wordml" xmlns:w15="http://schemas.microsoft.com/office/word/2012/wordml" xmlns:w16cex="http://schemas.microsoft.com/office/word/2018/wordml/cex" xmlns:w16cid="http://schemas.microsoft.com/office/word/2016/wordml/cid" xmlns:w16="http://schemas.microsoft.com/office/word/2018/wordml" xmlns:w16sdtdh="http://schemas.microsoft.com/office/word/2020/wordml/sdtdatahash" xmlns:w16sdtfl="http://schemas.microsoft.com/office/word/2024/wordml/sdtformatlock" xmlns:w16se="http://schemas.microsoft.com/office/word/2015/wordml/symex" xmlns:w16du="http://schemas.microsoft.com/office/word/2023/wordml/word16du" xmlns:wne="http://schemas.microsoft.com/office/word/2006/wordml" mc:Ignorable="w14 w15 w16se w16cid w16 w16cex w16sdtdh w16sdtfl w16du wp14">
   <w:abstractNum w:abstractNumId="0" w15:restartNumberingAfterBreak="0">
     <w:nsid w:val="2CE34EAF"/>
     <w:multiLevelType w:val="multilevel"/>
@@ -1163,7 +1279,7 @@
 </file>
 
 <file path=word/styles.xml><?xml version="1.0" encoding="utf-8"?>
-<w:styles xmlns:mc="http://schemas.openxmlformats.org/markup-compatibility/2006" xmlns:r="http://schemas.openxmlformats.org/officeDocument/2006/relationships" xmlns:w="http://schemas.openxmlformats.org/wordprocessingml/2006/main" xmlns:w14="http://schemas.microsoft.com/office/word/2010/wordml" xmlns:w15="http://schemas.microsoft.com/office/word/2012/wordml" xmlns:w16cex="http://schemas.microsoft.com/office/word/2018/wordml/cex" xmlns:w16cid="http://schemas.microsoft.com/office/word/2016/wordml/cid" xmlns:w16="http://schemas.microsoft.com/office/word/2018/wordml" xmlns:w16du="http://schemas.microsoft.com/office/word/2023/wordml/word16du" xmlns:w16sdtdh="http://schemas.microsoft.com/office/word/2020/wordml/sdtdatahash" xmlns:w16sdtfl="http://schemas.microsoft.com/office/word/2024/wordml/sdtformatlock" xmlns:w16se="http://schemas.microsoft.com/office/word/2015/wordml/symex" mc:Ignorable="w14 w15 w16se w16cid w16 w16cex w16sdtdh w16sdtfl w16du">
+<w:styles xmlns:mc="http://schemas.openxmlformats.org/markup-compatibility/2006" xmlns:r="http://schemas.openxmlformats.org/officeDocument/2006/relationships" xmlns:w="http://schemas.openxmlformats.org/wordprocessingml/2006/main" xmlns:w14="http://schemas.microsoft.com/office/word/2010/wordml" xmlns:w15="http://schemas.microsoft.com/office/word/2012/wordml" xmlns:w16cex="http://schemas.microsoft.com/office/word/2018/wordml/cex" xmlns:w16cid="http://schemas.microsoft.com/office/word/2016/wordml/cid" xmlns:w16="http://schemas.microsoft.com/office/word/2018/wordml" xmlns:w16sdtdh="http://schemas.microsoft.com/office/word/2020/wordml/sdtdatahash" xmlns:w16sdtfl="http://schemas.microsoft.com/office/word/2024/wordml/sdtformatlock" xmlns:w16se="http://schemas.microsoft.com/office/word/2015/wordml/symex" xmlns:w16du="http://schemas.microsoft.com/office/word/2023/wordml/word16du" mc:Ignorable="w14 w15 w16se w16cid w16 w16cex w16sdtdh w16sdtfl w16du">
   <w:docDefaults>
     <w:rPrDefault>
       <w:rPr>

--- a/docs/TigerSteps_Business_Rules_States.docx
+++ b/docs/TigerSteps_Business_Rules_States.docx
@@ -217,19 +217,7 @@
               <w:rPr>
                 <w:rFonts w:ascii="Times New Roman" w:hAnsi="Times New Roman" w:cs="Times New Roman"/>
               </w:rPr>
-              <w:t xml:space="preserve"> </w:t>
-            </w:r>
-            <w:r>
-              <w:rPr>
-                <w:rFonts w:ascii="Times New Roman" w:hAnsi="Times New Roman" w:cs="Times New Roman"/>
-              </w:rPr>
-              <w:t>A request submitted more than 60 calendar days after delivery is rejected; exactly 60 days is allowed</w:t>
-            </w:r>
-            <w:r>
-              <w:rPr>
-                <w:rFonts w:ascii="Times New Roman" w:hAnsi="Times New Roman" w:cs="Times New Roman"/>
-              </w:rPr>
-              <w:t>.</w:t>
+              <w:t xml:space="preserve"> A request submitted more than 60 calendar days after delivery is rejected; exactly 60 days is allowed.</w:t>
             </w:r>
           </w:p>
         </w:tc>
@@ -293,13 +281,7 @@
               <w:rPr>
                 <w:rFonts w:ascii="Times New Roman" w:hAnsi="Times New Roman" w:cs="Times New Roman"/>
               </w:rPr>
-              <w:t xml:space="preserve">, </w:t>
-            </w:r>
-            <w:r>
-              <w:rPr>
-                <w:rFonts w:ascii="Times New Roman" w:hAnsi="Times New Roman" w:cs="Times New Roman"/>
-              </w:rPr>
-              <w:t>verification covers Customer ID, Order ID, and selected SKU all matching the same order-item record.</w:t>
+              <w:t>, verification covers Customer ID, Order ID, and selected SKU all matching the same order-item record.</w:t>
             </w:r>
             <w:r>
               <w:rPr>
@@ -311,13 +293,7 @@
               <w:rPr>
                 <w:rFonts w:ascii="Times New Roman" w:hAnsi="Times New Roman" w:cs="Times New Roman"/>
               </w:rPr>
-              <w:t>M</w:t>
-            </w:r>
-            <w:r>
-              <w:rPr>
-                <w:rFonts w:ascii="Times New Roman" w:hAnsi="Times New Roman" w:cs="Times New Roman"/>
-              </w:rPr>
-              <w:t>issing/invalid required fields (NFR-2) are input validation failures and are distinct from policy rejections (BR-1/3/4/5). The M2 form blocks submission until required fields are valid; the browser's required/pattern/min attributes produce field-level messages.</w:t>
+              <w:t>Missing/invalid required fields (NFR-2) are input validation failures and are distinct from policy rejections (BR-1/3/4/5). The M2 form blocks submission until required fields are valid; the browser's required/pattern/min attributes produce field-level messages.</w:t>
             </w:r>
           </w:p>
         </w:tc>
@@ -540,13 +516,7 @@
               <w:rPr>
                 <w:rFonts w:ascii="Times New Roman" w:hAnsi="Times New Roman" w:cs="Times New Roman"/>
               </w:rPr>
-              <w:t xml:space="preserve"> D</w:t>
-            </w:r>
-            <w:r>
-              <w:rPr>
-                <w:rFonts w:ascii="Times New Roman" w:hAnsi="Times New Roman" w:cs="Times New Roman"/>
-              </w:rPr>
-              <w:t xml:space="preserve">uplicates are detected via (a) an existing return request on the record and (b) an in-session </w:t>
+              <w:t xml:space="preserve"> Duplicates are detected via (a) an existing return request on the record and (b) an in-session </w:t>
             </w:r>
             <w:proofErr w:type="spellStart"/>
             <w:r>
@@ -580,7 +550,19 @@
               <w:rPr>
                 <w:rFonts w:ascii="Times New Roman" w:hAnsi="Times New Roman" w:cs="Times New Roman"/>
               </w:rPr>
-              <w:t>BR6</w:t>
+              <w:t>BR</w:t>
+            </w:r>
+            <w:r>
+              <w:rPr>
+                <w:rFonts w:ascii="Times New Roman" w:hAnsi="Times New Roman" w:cs="Times New Roman"/>
+              </w:rPr>
+              <w:t>-</w:t>
+            </w:r>
+            <w:r>
+              <w:rPr>
+                <w:rFonts w:ascii="Times New Roman" w:hAnsi="Times New Roman" w:cs="Times New Roman"/>
+              </w:rPr>
+              <w:t>6</w:t>
             </w:r>
           </w:p>
         </w:tc>
@@ -690,13 +672,7 @@
               <w:rPr>
                 <w:rFonts w:ascii="Times New Roman" w:hAnsi="Times New Roman" w:cs="Times New Roman"/>
               </w:rPr>
-              <w:t xml:space="preserve"> </w:t>
-            </w:r>
-            <w:r>
-              <w:rPr>
-                <w:rFonts w:ascii="Times New Roman" w:hAnsi="Times New Roman" w:cs="Times New Roman"/>
-              </w:rPr>
-              <w:t>Draft → Submitted → Approved | Rejected. Note Under Review and Failed are defined states but not implemented in the M2 demo (auto-decision is immediate; no technical-failure path). Do not introduce manual review or manager approval.</w:t>
+              <w:t xml:space="preserve"> Draft → Submitted → Approved | Rejected. Note Under Review and Failed are defined states but not implemented in the M2 demo (auto-decision is immediate; no technical-failure path). Do not introduce manual review or manager approval.</w:t>
             </w:r>
           </w:p>
         </w:tc>
